--- a/tillsyn/A 26678-2026 tillsynsbegäran.docx
+++ b/tillsyn/A 26678-2026 tillsynsbegäran.docx
@@ -1327,7 +1327,7 @@
     <w:r>
       <w:tab/>
       <w:tab/>
-      <w:t>2026-09-14</w:t>
+      <w:t>2026-09-15</w:t>
       <w:br/>
       <w:br/>
     </w:r>

--- a/tillsyn/A 26678-2026 tillsynsbegäran.docx
+++ b/tillsyn/A 26678-2026 tillsynsbegäran.docx
@@ -1327,7 +1327,7 @@
     <w:r>
       <w:tab/>
       <w:tab/>
-      <w:t>2026-09-15</w:t>
+      <w:t>2026-09-16</w:t>
       <w:br/>
       <w:br/>
     </w:r>

--- a/tillsyn/A 26678-2026 tillsynsbegäran.docx
+++ b/tillsyn/A 26678-2026 tillsynsbegäran.docx
@@ -1327,7 +1327,7 @@
     <w:r>
       <w:tab/>
       <w:tab/>
-      <w:t>2026-09-16</w:t>
+      <w:t>2026-09-17</w:t>
       <w:br/>
       <w:br/>
     </w:r>

--- a/tillsyn/A 26678-2026 tillsynsbegäran.docx
+++ b/tillsyn/A 26678-2026 tillsynsbegäran.docx
@@ -1327,7 +1327,7 @@
     <w:r>
       <w:tab/>
       <w:tab/>
-      <w:t>2026-09-17</w:t>
+      <w:t>2026-09-18</w:t>
       <w:br/>
       <w:br/>
     </w:r>

--- a/tillsyn/A 26678-2026 tillsynsbegäran.docx
+++ b/tillsyn/A 26678-2026 tillsynsbegäran.docx
@@ -65,7 +65,7 @@
     </w:p>
     <w:p>
       <w:r>
-        <w:t>I och inom 25 meter från avverkningsanmälan finns fynd av 24 naturvårdsarter, varav 5 är rödlistade, 2 är fridlysta, 19 är typiska (T) och 17 är signalarter (S): gränsticka (VU, T), gullpudra (NT, T), svart askbastborre (NT), sårläka (NT, T), vårärt (NT, T), barkticka (S, T), björksplintborre (S), bronshjon (S, T), fällmossa (S, T), grov baronmossa (S, T), grov fjädermossa (S, T), grön sköldmossa (S, T, §8), grönpyrola (S, T), guldlockmossa (S, T), korallblylav (S, T), platt fjädermossa (S, T), stor aspticka (S, T), stubbspretmossa (S, T), svart trolldruva (S, T), thomsons trägnagare (S), traslav (S), vågbandad barkbock (S), blåsippa (T, §9) och skogsbingel (T). Se Figur 1.</w:t>
+        <w:t>I och inom 25 meter från avverkningsanmälan finns fynd av 26 naturvårdsarter, varav 5 är rödlistade, 3 är fridlysta, 20 är typiska (T) och 18 är signalarter (S): gränsticka (VU, T), gullpudra (NT, T), svart askbastborre (NT), sårläka (NT, T), vårärt (NT, T), barkticka (S, T), björksplintborre (S), bronshjon (S, T), fällmossa (S, T), grov baronmossa (S, T), grov fjädermossa (S, T), grön sköldmossa (S, T, §8), grönpyrola (S, T), guldlockmossa (S, T), korallblylav (S, T), platt fjädermossa (S, T), stor aspticka (S, T), stubbspretmossa (S, T), svart trolldruva (S, T), thomsons trägnagare (S), traslav (S), vätteros (S, T), vågbandad barkbock (S), blåsippa (T, §9), skogsbingel (T) och gullviva (§9). Se Figur 1.</w:t>
       </w:r>
     </w:p>
     <w:p>
@@ -613,6 +613,35 @@
         <w:rPr>
           <w:b/>
         </w:rPr>
+        <w:t xml:space="preserve">Vätteros </w:t>
+      </w:r>
+      <w:r>
+        <w:t xml:space="preserve">är typisk art för </w:t>
+      </w:r>
+      <w:r>
+        <w:rPr>
+          <w:i/>
+        </w:rPr>
+        <w:t xml:space="preserve">9020 Nordlig ädellövskog </w:t>
+      </w:r>
+      <w:r>
+        <w:t>och</w:t>
+      </w:r>
+      <w:r>
+        <w:rPr>
+          <w:i/>
+        </w:rPr>
+        <w:t xml:space="preserve"> 9160 Näringsrik ekskog </w:t>
+      </w:r>
+      <w:r>
+        <w:t>(SLU Artdatabanken, 2025).</w:t>
+      </w:r>
+    </w:p>
+    <w:p>
+      <w:r>
+        <w:rPr>
+          <w:b/>
+        </w:rPr>
         <w:t xml:space="preserve">Vågbandad barkbock </w:t>
       </w:r>
       <w:r>
@@ -675,6 +704,35 @@
       </w:r>
       <w:r>
         <w:t>. På skogsbingel kan i lundar och lövskogar den rödlistade arten bingeljordloppa (NT) påträffas. Bingeljordloppans larver äter på värdväxtens rötter. Fullbildade individer påträffas främst under vår och försommar. Den är mycket lokal i sitt uppträdande eftersom arten har svagt utvecklade flygvingar och saknar flygförmåga (SLU Artdatabanken, 2026).</w:t>
+      </w:r>
+    </w:p>
+    <w:p>
+      <w:r>
+        <w:rPr>
+          <w:b/>
+        </w:rPr>
+        <w:t>Gullviva (§9)</w:t>
+      </w:r>
+      <w:r>
+        <w:t xml:space="preserve"> är värdväxt för bland annat den rödlistade och sällsynta fjärilen gullvivefjäril (VU) samt typisk art för </w:t>
+      </w:r>
+      <w:r>
+        <w:rPr>
+          <w:i/>
+        </w:rPr>
+        <w:t xml:space="preserve">9070 Trädklädd betesmark, 6530 Lövängar, 6510 Slåtterängar i låglandet </w:t>
+      </w:r>
+      <w:r>
+        <w:t>och</w:t>
+      </w:r>
+      <w:r>
+        <w:rPr>
+          <w:i/>
+        </w:rPr>
+        <w:t xml:space="preserve"> 6270 Silikatgräsmarker</w:t>
+      </w:r>
+      <w:r>
+        <w:t xml:space="preserve"> (SLU Artdatabanken, 2025).</w:t>
       </w:r>
     </w:p>
     <w:p>
@@ -692,7 +750,7 @@
     </w:p>
     <w:p>
       <w:r>
-        <w:t>Följande typiska arter har sina livsmiljöer och växtplatser i den avverkningsanmälda skogen: gränsticka (VU, T), gullpudra (NT, T), sårläka (NT, T), vårärt (NT, T), barkticka (S, T), bronshjon (S, T), fällmossa (S, T), grov baronmossa (S, T), grov fjädermossa (S, T), grön sköldmossa (S, T, §8), grönpyrola (S, T), guldlockmossa (S, T), korallblylav (S, T), platt fjädermossa (S, T), stor aspticka (S, T), stubbspretmossa (S, T), svart trolldruva (S, T), blåsippa (T, §9) och skogsbingel (T).</w:t>
+        <w:t>Följande typiska arter har sina livsmiljöer och växtplatser i den avverkningsanmälda skogen: gränsticka (VU, T), gullpudra (NT, T), sårläka (NT, T), vårärt (NT, T), barkticka (S, T), bronshjon (S, T), fällmossa (S, T), grov baronmossa (S, T), grov fjädermossa (S, T), grön sköldmossa (S, T, §8), grönpyrola (S, T), guldlockmossa (S, T), korallblylav (S, T), platt fjädermossa (S, T), stor aspticka (S, T), stubbspretmossa (S, T), svart trolldruva (S, T), vätteros (S, T), blåsippa (T, §9) och skogsbingel (T).</w:t>
       </w:r>
     </w:p>
     <w:p>
@@ -1327,7 +1385,7 @@
     <w:r>
       <w:tab/>
       <w:tab/>
-      <w:t>2026-09-18</w:t>
+      <w:t>2026-09-19</w:t>
       <w:br/>
       <w:br/>
     </w:r>

--- a/tillsyn/A 26678-2026 tillsynsbegäran.docx
+++ b/tillsyn/A 26678-2026 tillsynsbegäran.docx
@@ -1385,7 +1385,7 @@
     <w:r>
       <w:tab/>
       <w:tab/>
-      <w:t>2026-09-19</w:t>
+      <w:t>2026-09-21</w:t>
       <w:br/>
       <w:br/>
     </w:r>

--- a/tillsyn/A 26678-2026 tillsynsbegäran.docx
+++ b/tillsyn/A 26678-2026 tillsynsbegäran.docx
@@ -1385,7 +1385,7 @@
     <w:r>
       <w:tab/>
       <w:tab/>
-      <w:t>2026-09-21</w:t>
+      <w:t>2026-09-23</w:t>
       <w:br/>
       <w:br/>
     </w:r>

--- a/tillsyn/A 26678-2026 tillsynsbegäran.docx
+++ b/tillsyn/A 26678-2026 tillsynsbegäran.docx
@@ -1385,7 +1385,7 @@
     <w:r>
       <w:tab/>
       <w:tab/>
-      <w:t>2026-09-23</w:t>
+      <w:t>2026-09-24</w:t>
       <w:br/>
       <w:br/>
     </w:r>

--- a/tillsyn/A 26678-2026 tillsynsbegäran.docx
+++ b/tillsyn/A 26678-2026 tillsynsbegäran.docx
@@ -1385,7 +1385,7 @@
     <w:r>
       <w:tab/>
       <w:tab/>
-      <w:t>2026-09-24</w:t>
+      <w:t>2026-09-25</w:t>
       <w:br/>
       <w:br/>
     </w:r>

--- a/tillsyn/A 26678-2026 tillsynsbegäran.docx
+++ b/tillsyn/A 26678-2026 tillsynsbegäran.docx
@@ -1385,7 +1385,7 @@
     <w:r>
       <w:tab/>
       <w:tab/>
-      <w:t>2026-09-25</w:t>
+      <w:t>2026-09-26</w:t>
       <w:br/>
       <w:br/>
     </w:r>

--- a/tillsyn/A 26678-2026 tillsynsbegäran.docx
+++ b/tillsyn/A 26678-2026 tillsynsbegäran.docx
@@ -1385,7 +1385,7 @@
     <w:r>
       <w:tab/>
       <w:tab/>
-      <w:t>2026-09-26</w:t>
+      <w:t>2026-09-27</w:t>
       <w:br/>
       <w:br/>
     </w:r>

--- a/tillsyn/A 26678-2026 tillsynsbegäran.docx
+++ b/tillsyn/A 26678-2026 tillsynsbegäran.docx
@@ -1385,7 +1385,7 @@
     <w:r>
       <w:tab/>
       <w:tab/>
-      <w:t>2026-09-27</w:t>
+      <w:t>2026-09-28</w:t>
       <w:br/>
       <w:br/>
     </w:r>

--- a/tillsyn/A 26678-2026 tillsynsbegäran.docx
+++ b/tillsyn/A 26678-2026 tillsynsbegäran.docx
@@ -1385,7 +1385,7 @@
     <w:r>
       <w:tab/>
       <w:tab/>
-      <w:t>2026-09-28</w:t>
+      <w:t>2026-09-29</w:t>
       <w:br/>
       <w:br/>
     </w:r>

--- a/tillsyn/A 26678-2026 tillsynsbegäran.docx
+++ b/tillsyn/A 26678-2026 tillsynsbegäran.docx
@@ -1385,7 +1385,7 @@
     <w:r>
       <w:tab/>
       <w:tab/>
-      <w:t>2026-09-29</w:t>
+      <w:t>2026-09-30</w:t>
       <w:br/>
       <w:br/>
     </w:r>

--- a/tillsyn/A 26678-2026 tillsynsbegäran.docx
+++ b/tillsyn/A 26678-2026 tillsynsbegäran.docx
@@ -1385,7 +1385,7 @@
     <w:r>
       <w:tab/>
       <w:tab/>
-      <w:t>2026-09-30</w:t>
+      <w:t>2026-10-01</w:t>
       <w:br/>
       <w:br/>
     </w:r>

--- a/tillsyn/A 26678-2026 tillsynsbegäran.docx
+++ b/tillsyn/A 26678-2026 tillsynsbegäran.docx
@@ -1385,7 +1385,7 @@
     <w:r>
       <w:tab/>
       <w:tab/>
-      <w:t>2026-10-01</w:t>
+      <w:t>2026-10-02</w:t>
       <w:br/>
       <w:br/>
     </w:r>

--- a/tillsyn/A 26678-2026 tillsynsbegäran.docx
+++ b/tillsyn/A 26678-2026 tillsynsbegäran.docx
@@ -1385,7 +1385,7 @@
     <w:r>
       <w:tab/>
       <w:tab/>
-      <w:t>2026-10-02</w:t>
+      <w:t>2026-10-03</w:t>
       <w:br/>
       <w:br/>
     </w:r>

--- a/tillsyn/A 26678-2026 tillsynsbegäran.docx
+++ b/tillsyn/A 26678-2026 tillsynsbegäran.docx
@@ -1385,7 +1385,7 @@
     <w:r>
       <w:tab/>
       <w:tab/>
-      <w:t>2026-10-03</w:t>
+      <w:t>2026-10-04</w:t>
       <w:br/>
       <w:br/>
     </w:r>

--- a/tillsyn/A 26678-2026 tillsynsbegäran.docx
+++ b/tillsyn/A 26678-2026 tillsynsbegäran.docx
@@ -1385,7 +1385,7 @@
     <w:r>
       <w:tab/>
       <w:tab/>
-      <w:t>2026-10-04</w:t>
+      <w:t>2026-10-05</w:t>
       <w:br/>
       <w:br/>
     </w:r>

--- a/tillsyn/A 26678-2026 tillsynsbegäran.docx
+++ b/tillsyn/A 26678-2026 tillsynsbegäran.docx
@@ -1385,7 +1385,7 @@
     <w:r>
       <w:tab/>
       <w:tab/>
-      <w:t>2026-10-05</w:t>
+      <w:t>2026-10-06</w:t>
       <w:br/>
       <w:br/>
     </w:r>

--- a/tillsyn/A 26678-2026 tillsynsbegäran.docx
+++ b/tillsyn/A 26678-2026 tillsynsbegäran.docx
@@ -1385,7 +1385,7 @@
     <w:r>
       <w:tab/>
       <w:tab/>
-      <w:t>2026-10-06</w:t>
+      <w:t>2026-10-07</w:t>
       <w:br/>
       <w:br/>
     </w:r>

--- a/tillsyn/A 26678-2026 tillsynsbegäran.docx
+++ b/tillsyn/A 26678-2026 tillsynsbegäran.docx
@@ -1385,7 +1385,7 @@
     <w:r>
       <w:tab/>
       <w:tab/>
-      <w:t>2026-10-07</w:t>
+      <w:t>2026-10-08</w:t>
       <w:br/>
       <w:br/>
     </w:r>

--- a/tillsyn/A 26678-2026 tillsynsbegäran.docx
+++ b/tillsyn/A 26678-2026 tillsynsbegäran.docx
@@ -1385,7 +1385,7 @@
     <w:r>
       <w:tab/>
       <w:tab/>
-      <w:t>2026-10-08</w:t>
+      <w:t>2026-10-09</w:t>
       <w:br/>
       <w:br/>
     </w:r>

--- a/tillsyn/A 26678-2026 tillsynsbegäran.docx
+++ b/tillsyn/A 26678-2026 tillsynsbegäran.docx
@@ -65,7 +65,7 @@
     </w:p>
     <w:p>
       <w:r>
-        <w:t>I och inom 25 meter från avverkningsanmälan finns fynd av 26 naturvårdsarter, varav 5 är rödlistade, 3 är fridlysta, 20 är typiska (T) och 18 är signalarter (S): gränsticka (VU, T), gullpudra (NT, T), svart askbastborre (NT), sårläka (NT, T), vårärt (NT, T), barkticka (S, T), björksplintborre (S), bronshjon (S, T), fällmossa (S, T), grov baronmossa (S, T), grov fjädermossa (S, T), grön sköldmossa (S, T, §8), grönpyrola (S, T), guldlockmossa (S, T), korallblylav (S, T), platt fjädermossa (S, T), stor aspticka (S, T), stubbspretmossa (S, T), svart trolldruva (S, T), thomsons trägnagare (S), traslav (S), vätteros (S, T), vågbandad barkbock (S), blåsippa (T, §9), skogsbingel (T) och gullviva (§9). Se Figur 1.</w:t>
+        <w:t>I och inom 25 meter från avverkningsanmälan finns fynd av 28 naturvårdsarter, varav 5 är rödlistade, 3 är fridlysta, 20 är typiska (T) och 20 är signalarter (S): gränsticka (VU, T), gullpudra (NT, T), svart askbastborre (NT), sårläka (NT, T), vårärt (NT, T), barkticka (S, T), björksplintborre (S), bronshjon (S, T), fällmossa (S, T), grov baronmossa (S, T), grov fjädermossa (S, T), grön sköldmossa (S, T, §8), grönpyrola (S, T), guldkremla (S), guldlockmossa (S, T), korallblylav (S, T), platt fjädermossa (S, T), stor aspticka (S, T), stubbspretmossa (S, T), svart trolldruva (S, T), svavelriska (S), thomsons trägnagare (S), traslav (S), vätteros (S, T), vågbandad barkbock (S), blåsippa (T, §9), skogsbingel (T) och gullviva (§9). Se Figur 1.</w:t>
       </w:r>
     </w:p>
     <w:p>
@@ -1385,7 +1385,7 @@
     <w:r>
       <w:tab/>
       <w:tab/>
-      <w:t>2026-10-09</w:t>
+      <w:t>2026-10-10</w:t>
       <w:br/>
       <w:br/>
     </w:r>

--- a/tillsyn/A 26678-2026 tillsynsbegäran.docx
+++ b/tillsyn/A 26678-2026 tillsynsbegäran.docx
@@ -1385,7 +1385,7 @@
     <w:r>
       <w:tab/>
       <w:tab/>
-      <w:t>2026-10-10</w:t>
+      <w:t>2026-10-11</w:t>
       <w:br/>
       <w:br/>
     </w:r>

--- a/tillsyn/A 26678-2026 tillsynsbegäran.docx
+++ b/tillsyn/A 26678-2026 tillsynsbegäran.docx
@@ -1385,7 +1385,7 @@
     <w:r>
       <w:tab/>
       <w:tab/>
-      <w:t>2026-10-11</w:t>
+      <w:t>2026-10-12</w:t>
       <w:br/>
       <w:br/>
     </w:r>

--- a/tillsyn/A 26678-2026 tillsynsbegäran.docx
+++ b/tillsyn/A 26678-2026 tillsynsbegäran.docx
@@ -1385,7 +1385,7 @@
     <w:r>
       <w:tab/>
       <w:tab/>
-      <w:t>2026-10-12</w:t>
+      <w:t>2026-10-13</w:t>
       <w:br/>
       <w:br/>
     </w:r>

--- a/tillsyn/A 26678-2026 tillsynsbegäran.docx
+++ b/tillsyn/A 26678-2026 tillsynsbegäran.docx
@@ -1385,7 +1385,7 @@
     <w:r>
       <w:tab/>
       <w:tab/>
-      <w:t>2026-10-13</w:t>
+      <w:t>2026-10-14</w:t>
       <w:br/>
       <w:br/>
     </w:r>

--- a/tillsyn/A 26678-2026 tillsynsbegäran.docx
+++ b/tillsyn/A 26678-2026 tillsynsbegäran.docx
@@ -1385,7 +1385,7 @@
     <w:r>
       <w:tab/>
       <w:tab/>
-      <w:t>2026-10-14</w:t>
+      <w:t>2026-10-15</w:t>
       <w:br/>
       <w:br/>
     </w:r>

--- a/tillsyn/A 26678-2026 tillsynsbegäran.docx
+++ b/tillsyn/A 26678-2026 tillsynsbegäran.docx
@@ -1385,7 +1385,7 @@
     <w:r>
       <w:tab/>
       <w:tab/>
-      <w:t>2026-10-15</w:t>
+      <w:t>2026-10-16</w:t>
       <w:br/>
       <w:br/>
     </w:r>

--- a/tillsyn/A 26678-2026 tillsynsbegäran.docx
+++ b/tillsyn/A 26678-2026 tillsynsbegäran.docx
@@ -1385,7 +1385,7 @@
     <w:r>
       <w:tab/>
       <w:tab/>
-      <w:t>2026-10-16</w:t>
+      <w:t>2026-10-17</w:t>
       <w:br/>
       <w:br/>
     </w:r>

--- a/tillsyn/A 26678-2026 tillsynsbegäran.docx
+++ b/tillsyn/A 26678-2026 tillsynsbegäran.docx
@@ -1385,7 +1385,7 @@
     <w:r>
       <w:tab/>
       <w:tab/>
-      <w:t>2026-10-17</w:t>
+      <w:t>2026-10-18</w:t>
       <w:br/>
       <w:br/>
     </w:r>

--- a/tillsyn/A 26678-2026 tillsynsbegäran.docx
+++ b/tillsyn/A 26678-2026 tillsynsbegäran.docx
@@ -1385,7 +1385,7 @@
     <w:r>
       <w:tab/>
       <w:tab/>
-      <w:t>2026-10-18</w:t>
+      <w:t>2026-10-19</w:t>
       <w:br/>
       <w:br/>
     </w:r>

--- a/tillsyn/A 26678-2026 tillsynsbegäran.docx
+++ b/tillsyn/A 26678-2026 tillsynsbegäran.docx
@@ -65,7 +65,7 @@
     </w:p>
     <w:p>
       <w:r>
-        <w:t>I och inom 25 meter från avverkningsanmälan finns fynd av 28 naturvårdsarter, varav 5 är rödlistade, 3 är fridlysta, 20 är typiska (T) och 20 är signalarter (S): gränsticka (VU, T), gullpudra (NT, T), svart askbastborre (NT), sårläka (NT, T), vårärt (NT, T), barkticka (S, T), björksplintborre (S), bronshjon (S, T), fällmossa (S, T), grov baronmossa (S, T), grov fjädermossa (S, T), grön sköldmossa (S, T, §8), grönpyrola (S, T), guldkremla (S), guldlockmossa (S, T), korallblylav (S, T), platt fjädermossa (S, T), stor aspticka (S, T), stubbspretmossa (S, T), svart trolldruva (S, T), svavelriska (S), thomsons trägnagare (S), traslav (S), vätteros (S, T), vågbandad barkbock (S), blåsippa (T, §9), skogsbingel (T) och gullviva (§9). Se Figur 1.</w:t>
+        <w:t>I och inom 25 meter från avverkningsanmälan finns fynd av 29 naturvårdsarter, varav 5 är rödlistade, 3 är fridlysta, 21 är typiska (T) och 21 är signalarter (S): gränsticka (VU, T), gullpudra (NT, T), svart askbastborre (NT), sårläka (NT, T), vårärt (NT, T), barkticka (S, T), björksplintborre (S), bronshjon (S, T), fällmossa (S, T), grov baronmossa (S, T), grov fjädermossa (S, T), grön sköldmossa (S, T, §8), grönpyrola (S, T), guldkremla (S), guldlockmossa (S, T), korallblylav (S, T), platt fjädermossa (S, T), skogshakmossa (S, T), stor aspticka (S, T), stubbspretmossa (S, T), svart trolldruva (S, T), svavelriska (S), thomsons trägnagare (S), traslav (S), vätteros (S, T), vågbandad barkbock (S), blåsippa (T, §9), skogsbingel (T) och gullviva (§9). Se Figur 1.</w:t>
       </w:r>
     </w:p>
     <w:p>
@@ -526,6 +526,35 @@
         <w:rPr>
           <w:b/>
         </w:rPr>
+        <w:t>Skogshakmossa</w:t>
+      </w:r>
+      <w:r>
+        <w:t xml:space="preserve"> indikerar lokaler som ofta har en artrik mossflora som kräver jämn och hög markfuktighet, till exempel olika sumpskogar med höga naturvärden. Högst signalvärde har arten i södra och mellersta Sverige. Skogshakmossa är typisk art för </w:t>
+      </w:r>
+      <w:r>
+        <w:rPr>
+          <w:i/>
+        </w:rPr>
+        <w:t xml:space="preserve">9010 Taiga, 9050 Näringsrik granskog, 9080 Lövsumpskog </w:t>
+      </w:r>
+      <w:r>
+        <w:t xml:space="preserve">och </w:t>
+      </w:r>
+      <w:r>
+        <w:rPr>
+          <w:i/>
+        </w:rPr>
+        <w:t xml:space="preserve">9750 Svämlövskog </w:t>
+      </w:r>
+      <w:r>
+        <w:t>(Nitare &amp; Skogsstyrelsen, 2019; SLU Artdatabanken, 2025).</w:t>
+      </w:r>
+    </w:p>
+    <w:p>
+      <w:r>
+        <w:rPr>
+          <w:b/>
+        </w:rPr>
         <w:t>Stor aspticka</w:t>
       </w:r>
       <w:r>
@@ -750,7 +779,7 @@
     </w:p>
     <w:p>
       <w:r>
-        <w:t>Följande typiska arter har sina livsmiljöer och växtplatser i den avverkningsanmälda skogen: gränsticka (VU, T), gullpudra (NT, T), sårläka (NT, T), vårärt (NT, T), barkticka (S, T), bronshjon (S, T), fällmossa (S, T), grov baronmossa (S, T), grov fjädermossa (S, T), grön sköldmossa (S, T, §8), grönpyrola (S, T), guldlockmossa (S, T), korallblylav (S, T), platt fjädermossa (S, T), stor aspticka (S, T), stubbspretmossa (S, T), svart trolldruva (S, T), vätteros (S, T), blåsippa (T, §9) och skogsbingel (T).</w:t>
+        <w:t>Följande typiska arter har sina livsmiljöer och växtplatser i den avverkningsanmälda skogen: gränsticka (VU, T), gullpudra (NT, T), sårläka (NT, T), vårärt (NT, T), barkticka (S, T), bronshjon (S, T), fällmossa (S, T), grov baronmossa (S, T), grov fjädermossa (S, T), grön sköldmossa (S, T, §8), grönpyrola (S, T), guldlockmossa (S, T), korallblylav (S, T), platt fjädermossa (S, T), skogshakmossa (S, T), stor aspticka (S, T), stubbspretmossa (S, T), svart trolldruva (S, T), vätteros (S, T), blåsippa (T, §9) och skogsbingel (T).</w:t>
       </w:r>
     </w:p>
     <w:p>
@@ -1385,7 +1414,7 @@
     <w:r>
       <w:tab/>
       <w:tab/>
-      <w:t>2026-10-19</w:t>
+      <w:t>2026-10-20</w:t>
       <w:br/>
       <w:br/>
     </w:r>

--- a/tillsyn/A 26678-2026 tillsynsbegäran.docx
+++ b/tillsyn/A 26678-2026 tillsynsbegäran.docx
@@ -1414,7 +1414,7 @@
     <w:r>
       <w:tab/>
       <w:tab/>
-      <w:t>2026-10-20</w:t>
+      <w:t>2026-10-21</w:t>
       <w:br/>
       <w:br/>
     </w:r>

--- a/tillsyn/A 26678-2026 tillsynsbegäran.docx
+++ b/tillsyn/A 26678-2026 tillsynsbegäran.docx
@@ -1414,7 +1414,7 @@
     <w:r>
       <w:tab/>
       <w:tab/>
-      <w:t>2026-10-21</w:t>
+      <w:t>2026-10-22</w:t>
       <w:br/>
       <w:br/>
     </w:r>

--- a/tillsyn/A 26678-2026 tillsynsbegäran.docx
+++ b/tillsyn/A 26678-2026 tillsynsbegäran.docx
@@ -1414,7 +1414,7 @@
     <w:r>
       <w:tab/>
       <w:tab/>
-      <w:t>2026-10-22</w:t>
+      <w:t>2026-10-23</w:t>
       <w:br/>
       <w:br/>
     </w:r>

--- a/tillsyn/A 26678-2026 tillsynsbegäran.docx
+++ b/tillsyn/A 26678-2026 tillsynsbegäran.docx
@@ -65,7 +65,7 @@
     </w:p>
     <w:p>
       <w:r>
-        <w:t>I och inom 25 meter från avverkningsanmälan finns fynd av 29 naturvårdsarter, varav 5 är rödlistade, 3 är fridlysta, 21 är typiska (T) och 21 är signalarter (S): gränsticka (VU, T), gullpudra (NT, T), svart askbastborre (NT), sårläka (NT, T), vårärt (NT, T), barkticka (S, T), björksplintborre (S), bronshjon (S, T), fällmossa (S, T), grov baronmossa (S, T), grov fjädermossa (S, T), grön sköldmossa (S, T, §8), grönpyrola (S, T), guldkremla (S), guldlockmossa (S, T), korallblylav (S, T), platt fjädermossa (S, T), skogshakmossa (S, T), stor aspticka (S, T), stubbspretmossa (S, T), svart trolldruva (S, T), svavelriska (S), thomsons trägnagare (S), traslav (S), vätteros (S, T), vågbandad barkbock (S), blåsippa (T, §9), skogsbingel (T) och gullviva (§9). Se Figur 1.</w:t>
+        <w:t>I och inom 25 meter från avverkningsanmälan finns fynd av 30 naturvårdsarter, varav 6 är rödlistade, 3 är fridlysta, 22 är typiska (T) och 21 är signalarter (S): gränsticka (VU, T), grynig filtlav (NT, T), gullpudra (NT, T), svart askbastborre (NT), sårläka (NT, T), vårärt (NT, T), barkticka (S, T), björksplintborre (S), bronshjon (S, T), fällmossa (S, T), grov baronmossa (S, T), grov fjädermossa (S, T), grön sköldmossa (S, T, §8), grönpyrola (S, T), guldkremla (S), guldlockmossa (S, T), korallblylav (S, T), platt fjädermossa (S, T), skogshakmossa (S, T), stor aspticka (S, T), stubbspretmossa (S, T), svart trolldruva (S, T), svavelriska (S), thomsons trägnagare (S), traslav (S), vätteros (S, T), vågbandad barkbock (S), blåsippa (T, §9), skogsbingel (T) och gullviva (§9). Se Figur 1.</w:t>
       </w:r>
     </w:p>
     <w:p>
@@ -129,6 +129,44 @@
         <w:rPr>
           <w:b/>
         </w:rPr>
+        <w:t>Grynig filtlav (NT)</w:t>
+      </w:r>
+      <w:r>
+        <w:t xml:space="preserve"> tillhör en grupp fuktighetskrävande, storväxta bladlavar där också bl.a. lunglav (NT) ingår. Den växer framför allt på gamla mossiga stammar av lövträd, särskilt ädellövträd samt asp och sälg, i kulturmarker, lövskogar, halvöppna och lövrika barrblandskogar i områden med hög luftfuktighet. Arten indikerar långvarig förekomst av gamla lövträd och ett mikroklimat med konstant hög och jämn luftfuktighet. Grynig filtlav är typisk art för </w:t>
+      </w:r>
+      <w:r>
+        <w:rPr>
+          <w:i/>
+        </w:rPr>
+        <w:t>9010 Taiga, 9020 Nordlig ädellövskog, 9110 Näringsfattig bokskog, 9130 Näringsrik bokskog, 9160 Näringsrik ekskog, 9180 Ädellövskog i branter,</w:t>
+      </w:r>
+      <w:r>
+        <w:t xml:space="preserve"> </w:t>
+      </w:r>
+      <w:r>
+        <w:rPr>
+          <w:i/>
+        </w:rPr>
+        <w:t>9190 Näringsfattig ekskog</w:t>
+      </w:r>
+      <w:r>
+        <w:t xml:space="preserve"> och </w:t>
+      </w:r>
+      <w:r>
+        <w:rPr>
+          <w:i/>
+        </w:rPr>
+        <w:t>9070 Trädklädd betesmark</w:t>
+      </w:r>
+      <w:r>
+        <w:t xml:space="preserve"> (SLU Artdatabanken, 2024; Nitare &amp; Skogsstyrelsen, 2019).</w:t>
+      </w:r>
+    </w:p>
+    <w:p>
+      <w:r>
+        <w:rPr>
+          <w:b/>
+        </w:rPr>
         <w:t>Gullpudra (NT)</w:t>
       </w:r>
       <w:r>
@@ -779,7 +817,7 @@
     </w:p>
     <w:p>
       <w:r>
-        <w:t>Följande typiska arter har sina livsmiljöer och växtplatser i den avverkningsanmälda skogen: gränsticka (VU, T), gullpudra (NT, T), sårläka (NT, T), vårärt (NT, T), barkticka (S, T), bronshjon (S, T), fällmossa (S, T), grov baronmossa (S, T), grov fjädermossa (S, T), grön sköldmossa (S, T, §8), grönpyrola (S, T), guldlockmossa (S, T), korallblylav (S, T), platt fjädermossa (S, T), skogshakmossa (S, T), stor aspticka (S, T), stubbspretmossa (S, T), svart trolldruva (S, T), vätteros (S, T), blåsippa (T, §9) och skogsbingel (T).</w:t>
+        <w:t>Följande typiska arter har sina livsmiljöer och växtplatser i den avverkningsanmälda skogen: gränsticka (VU, T), grynig filtlav (NT, T), gullpudra (NT, T), sårläka (NT, T), vårärt (NT, T), barkticka (S, T), bronshjon (S, T), fällmossa (S, T), grov baronmossa (S, T), grov fjädermossa (S, T), grön sköldmossa (S, T, §8), grönpyrola (S, T), guldlockmossa (S, T), korallblylav (S, T), platt fjädermossa (S, T), skogshakmossa (S, T), stor aspticka (S, T), stubbspretmossa (S, T), svart trolldruva (S, T), vätteros (S, T), blåsippa (T, §9) och skogsbingel (T).</w:t>
       </w:r>
     </w:p>
     <w:p>
@@ -1414,7 +1452,7 @@
     <w:r>
       <w:tab/>
       <w:tab/>
-      <w:t>2026-10-23</w:t>
+      <w:t>2026-10-24</w:t>
       <w:br/>
       <w:br/>
     </w:r>

--- a/tillsyn/A 26678-2026 tillsynsbegäran.docx
+++ b/tillsyn/A 26678-2026 tillsynsbegäran.docx
@@ -1452,7 +1452,7 @@
     <w:r>
       <w:tab/>
       <w:tab/>
-      <w:t>2026-10-24</w:t>
+      <w:t>2026-10-25</w:t>
       <w:br/>
       <w:br/>
     </w:r>

--- a/tillsyn/A 26678-2026 tillsynsbegäran.docx
+++ b/tillsyn/A 26678-2026 tillsynsbegäran.docx
@@ -1452,7 +1452,7 @@
     <w:r>
       <w:tab/>
       <w:tab/>
-      <w:t>2026-10-25</w:t>
+      <w:t>2026-10-26</w:t>
       <w:br/>
       <w:br/>
     </w:r>

--- a/tillsyn/A 26678-2026 tillsynsbegäran.docx
+++ b/tillsyn/A 26678-2026 tillsynsbegäran.docx
@@ -1452,7 +1452,7 @@
     <w:r>
       <w:tab/>
       <w:tab/>
-      <w:t>2026-10-26</w:t>
+      <w:t>2026-10-27</w:t>
       <w:br/>
       <w:br/>
     </w:r>

--- a/tillsyn/A 26678-2026 tillsynsbegäran.docx
+++ b/tillsyn/A 26678-2026 tillsynsbegäran.docx
@@ -1452,7 +1452,7 @@
     <w:r>
       <w:tab/>
       <w:tab/>
-      <w:t>2026-10-27</w:t>
+      <w:t>2026-10-28</w:t>
       <w:br/>
       <w:br/>
     </w:r>

--- a/tillsyn/A 26678-2026 tillsynsbegäran.docx
+++ b/tillsyn/A 26678-2026 tillsynsbegäran.docx
@@ -1452,7 +1452,7 @@
     <w:r>
       <w:tab/>
       <w:tab/>
-      <w:t>2026-10-28</w:t>
+      <w:t>2026-10-29</w:t>
       <w:br/>
       <w:br/>
     </w:r>

--- a/tillsyn/A 26678-2026 tillsynsbegäran.docx
+++ b/tillsyn/A 26678-2026 tillsynsbegäran.docx
@@ -1452,7 +1452,7 @@
     <w:r>
       <w:tab/>
       <w:tab/>
-      <w:t>2026-10-29</w:t>
+      <w:t>2026-10-31</w:t>
       <w:br/>
       <w:br/>
     </w:r>
